--- a/tests/corpus/word-rules/E-table-header-repeat-tall.docx
+++ b/tests/corpus/word-rules/E-table-header-repeat-tall.docx
@@ -4,7 +4,7 @@
   <w:body>
     <w:p>
       <w:r>
-        <w:t xml:space="preserve">Case: rows 1 and 2 are header rows of 35 lines each; 10 body rows follow</w:t>
+        <w:t xml:space="preserve">Case: rows 1 and 2 are header rows of 35 lines each; 60 body rows follow</w:t>
       </w:r>
     </w:p>
     <w:tbl>
@@ -647,6 +647,1156 @@
           <w:p>
             <w:r>
               <w:t xml:space="preserve">Body 10c</w:t>
+            </w:r>
+          </w:p>
+        </w:tc>
+      </w:tr>
+      <w:tr>
+        <w:tc>
+          <w:p>
+            <w:r>
+              <w:t xml:space="preserve">Body 11a</w:t>
+            </w:r>
+          </w:p>
+        </w:tc>
+        <w:tc>
+          <w:p>
+            <w:r>
+              <w:t xml:space="preserve">Body 11b</w:t>
+            </w:r>
+          </w:p>
+        </w:tc>
+        <w:tc>
+          <w:p>
+            <w:r>
+              <w:t xml:space="preserve">Body 11c</w:t>
+            </w:r>
+          </w:p>
+        </w:tc>
+      </w:tr>
+      <w:tr>
+        <w:tc>
+          <w:p>
+            <w:r>
+              <w:t xml:space="preserve">Body 12a</w:t>
+            </w:r>
+          </w:p>
+        </w:tc>
+        <w:tc>
+          <w:p>
+            <w:r>
+              <w:t xml:space="preserve">Body 12b</w:t>
+            </w:r>
+          </w:p>
+        </w:tc>
+        <w:tc>
+          <w:p>
+            <w:r>
+              <w:t xml:space="preserve">Body 12c</w:t>
+            </w:r>
+          </w:p>
+        </w:tc>
+      </w:tr>
+      <w:tr>
+        <w:tc>
+          <w:p>
+            <w:r>
+              <w:t xml:space="preserve">Body 13a</w:t>
+            </w:r>
+          </w:p>
+        </w:tc>
+        <w:tc>
+          <w:p>
+            <w:r>
+              <w:t xml:space="preserve">Body 13b</w:t>
+            </w:r>
+          </w:p>
+        </w:tc>
+        <w:tc>
+          <w:p>
+            <w:r>
+              <w:t xml:space="preserve">Body 13c</w:t>
+            </w:r>
+          </w:p>
+        </w:tc>
+      </w:tr>
+      <w:tr>
+        <w:tc>
+          <w:p>
+            <w:r>
+              <w:t xml:space="preserve">Body 14a</w:t>
+            </w:r>
+          </w:p>
+        </w:tc>
+        <w:tc>
+          <w:p>
+            <w:r>
+              <w:t xml:space="preserve">Body 14b</w:t>
+            </w:r>
+          </w:p>
+        </w:tc>
+        <w:tc>
+          <w:p>
+            <w:r>
+              <w:t xml:space="preserve">Body 14c</w:t>
+            </w:r>
+          </w:p>
+        </w:tc>
+      </w:tr>
+      <w:tr>
+        <w:tc>
+          <w:p>
+            <w:r>
+              <w:t xml:space="preserve">Body 15a</w:t>
+            </w:r>
+          </w:p>
+        </w:tc>
+        <w:tc>
+          <w:p>
+            <w:r>
+              <w:t xml:space="preserve">Body 15b</w:t>
+            </w:r>
+          </w:p>
+        </w:tc>
+        <w:tc>
+          <w:p>
+            <w:r>
+              <w:t xml:space="preserve">Body 15c</w:t>
+            </w:r>
+          </w:p>
+        </w:tc>
+      </w:tr>
+      <w:tr>
+        <w:tc>
+          <w:p>
+            <w:r>
+              <w:t xml:space="preserve">Body 16a</w:t>
+            </w:r>
+          </w:p>
+        </w:tc>
+        <w:tc>
+          <w:p>
+            <w:r>
+              <w:t xml:space="preserve">Body 16b</w:t>
+            </w:r>
+          </w:p>
+        </w:tc>
+        <w:tc>
+          <w:p>
+            <w:r>
+              <w:t xml:space="preserve">Body 16c</w:t>
+            </w:r>
+          </w:p>
+        </w:tc>
+      </w:tr>
+      <w:tr>
+        <w:tc>
+          <w:p>
+            <w:r>
+              <w:t xml:space="preserve">Body 17a</w:t>
+            </w:r>
+          </w:p>
+        </w:tc>
+        <w:tc>
+          <w:p>
+            <w:r>
+              <w:t xml:space="preserve">Body 17b</w:t>
+            </w:r>
+          </w:p>
+        </w:tc>
+        <w:tc>
+          <w:p>
+            <w:r>
+              <w:t xml:space="preserve">Body 17c</w:t>
+            </w:r>
+          </w:p>
+        </w:tc>
+      </w:tr>
+      <w:tr>
+        <w:tc>
+          <w:p>
+            <w:r>
+              <w:t xml:space="preserve">Body 18a</w:t>
+            </w:r>
+          </w:p>
+        </w:tc>
+        <w:tc>
+          <w:p>
+            <w:r>
+              <w:t xml:space="preserve">Body 18b</w:t>
+            </w:r>
+          </w:p>
+        </w:tc>
+        <w:tc>
+          <w:p>
+            <w:r>
+              <w:t xml:space="preserve">Body 18c</w:t>
+            </w:r>
+          </w:p>
+        </w:tc>
+      </w:tr>
+      <w:tr>
+        <w:tc>
+          <w:p>
+            <w:r>
+              <w:t xml:space="preserve">Body 19a</w:t>
+            </w:r>
+          </w:p>
+        </w:tc>
+        <w:tc>
+          <w:p>
+            <w:r>
+              <w:t xml:space="preserve">Body 19b</w:t>
+            </w:r>
+          </w:p>
+        </w:tc>
+        <w:tc>
+          <w:p>
+            <w:r>
+              <w:t xml:space="preserve">Body 19c</w:t>
+            </w:r>
+          </w:p>
+        </w:tc>
+      </w:tr>
+      <w:tr>
+        <w:tc>
+          <w:p>
+            <w:r>
+              <w:t xml:space="preserve">Body 20a</w:t>
+            </w:r>
+          </w:p>
+        </w:tc>
+        <w:tc>
+          <w:p>
+            <w:r>
+              <w:t xml:space="preserve">Body 20b</w:t>
+            </w:r>
+          </w:p>
+        </w:tc>
+        <w:tc>
+          <w:p>
+            <w:r>
+              <w:t xml:space="preserve">Body 20c</w:t>
+            </w:r>
+          </w:p>
+        </w:tc>
+      </w:tr>
+      <w:tr>
+        <w:tc>
+          <w:p>
+            <w:r>
+              <w:t xml:space="preserve">Body 21a</w:t>
+            </w:r>
+          </w:p>
+        </w:tc>
+        <w:tc>
+          <w:p>
+            <w:r>
+              <w:t xml:space="preserve">Body 21b</w:t>
+            </w:r>
+          </w:p>
+        </w:tc>
+        <w:tc>
+          <w:p>
+            <w:r>
+              <w:t xml:space="preserve">Body 21c</w:t>
+            </w:r>
+          </w:p>
+        </w:tc>
+      </w:tr>
+      <w:tr>
+        <w:tc>
+          <w:p>
+            <w:r>
+              <w:t xml:space="preserve">Body 22a</w:t>
+            </w:r>
+          </w:p>
+        </w:tc>
+        <w:tc>
+          <w:p>
+            <w:r>
+              <w:t xml:space="preserve">Body 22b</w:t>
+            </w:r>
+          </w:p>
+        </w:tc>
+        <w:tc>
+          <w:p>
+            <w:r>
+              <w:t xml:space="preserve">Body 22c</w:t>
+            </w:r>
+          </w:p>
+        </w:tc>
+      </w:tr>
+      <w:tr>
+        <w:tc>
+          <w:p>
+            <w:r>
+              <w:t xml:space="preserve">Body 23a</w:t>
+            </w:r>
+          </w:p>
+        </w:tc>
+        <w:tc>
+          <w:p>
+            <w:r>
+              <w:t xml:space="preserve">Body 23b</w:t>
+            </w:r>
+          </w:p>
+        </w:tc>
+        <w:tc>
+          <w:p>
+            <w:r>
+              <w:t xml:space="preserve">Body 23c</w:t>
+            </w:r>
+          </w:p>
+        </w:tc>
+      </w:tr>
+      <w:tr>
+        <w:tc>
+          <w:p>
+            <w:r>
+              <w:t xml:space="preserve">Body 24a</w:t>
+            </w:r>
+          </w:p>
+        </w:tc>
+        <w:tc>
+          <w:p>
+            <w:r>
+              <w:t xml:space="preserve">Body 24b</w:t>
+            </w:r>
+          </w:p>
+        </w:tc>
+        <w:tc>
+          <w:p>
+            <w:r>
+              <w:t xml:space="preserve">Body 24c</w:t>
+            </w:r>
+          </w:p>
+        </w:tc>
+      </w:tr>
+      <w:tr>
+        <w:tc>
+          <w:p>
+            <w:r>
+              <w:t xml:space="preserve">Body 25a</w:t>
+            </w:r>
+          </w:p>
+        </w:tc>
+        <w:tc>
+          <w:p>
+            <w:r>
+              <w:t xml:space="preserve">Body 25b</w:t>
+            </w:r>
+          </w:p>
+        </w:tc>
+        <w:tc>
+          <w:p>
+            <w:r>
+              <w:t xml:space="preserve">Body 25c</w:t>
+            </w:r>
+          </w:p>
+        </w:tc>
+      </w:tr>
+      <w:tr>
+        <w:tc>
+          <w:p>
+            <w:r>
+              <w:t xml:space="preserve">Body 26a</w:t>
+            </w:r>
+          </w:p>
+        </w:tc>
+        <w:tc>
+          <w:p>
+            <w:r>
+              <w:t xml:space="preserve">Body 26b</w:t>
+            </w:r>
+          </w:p>
+        </w:tc>
+        <w:tc>
+          <w:p>
+            <w:r>
+              <w:t xml:space="preserve">Body 26c</w:t>
+            </w:r>
+          </w:p>
+        </w:tc>
+      </w:tr>
+      <w:tr>
+        <w:tc>
+          <w:p>
+            <w:r>
+              <w:t xml:space="preserve">Body 27a</w:t>
+            </w:r>
+          </w:p>
+        </w:tc>
+        <w:tc>
+          <w:p>
+            <w:r>
+              <w:t xml:space="preserve">Body 27b</w:t>
+            </w:r>
+          </w:p>
+        </w:tc>
+        <w:tc>
+          <w:p>
+            <w:r>
+              <w:t xml:space="preserve">Body 27c</w:t>
+            </w:r>
+          </w:p>
+        </w:tc>
+      </w:tr>
+      <w:tr>
+        <w:tc>
+          <w:p>
+            <w:r>
+              <w:t xml:space="preserve">Body 28a</w:t>
+            </w:r>
+          </w:p>
+        </w:tc>
+        <w:tc>
+          <w:p>
+            <w:r>
+              <w:t xml:space="preserve">Body 28b</w:t>
+            </w:r>
+          </w:p>
+        </w:tc>
+        <w:tc>
+          <w:p>
+            <w:r>
+              <w:t xml:space="preserve">Body 28c</w:t>
+            </w:r>
+          </w:p>
+        </w:tc>
+      </w:tr>
+      <w:tr>
+        <w:tc>
+          <w:p>
+            <w:r>
+              <w:t xml:space="preserve">Body 29a</w:t>
+            </w:r>
+          </w:p>
+        </w:tc>
+        <w:tc>
+          <w:p>
+            <w:r>
+              <w:t xml:space="preserve">Body 29b</w:t>
+            </w:r>
+          </w:p>
+        </w:tc>
+        <w:tc>
+          <w:p>
+            <w:r>
+              <w:t xml:space="preserve">Body 29c</w:t>
+            </w:r>
+          </w:p>
+        </w:tc>
+      </w:tr>
+      <w:tr>
+        <w:tc>
+          <w:p>
+            <w:r>
+              <w:t xml:space="preserve">Body 30a</w:t>
+            </w:r>
+          </w:p>
+        </w:tc>
+        <w:tc>
+          <w:p>
+            <w:r>
+              <w:t xml:space="preserve">Body 30b</w:t>
+            </w:r>
+          </w:p>
+        </w:tc>
+        <w:tc>
+          <w:p>
+            <w:r>
+              <w:t xml:space="preserve">Body 30c</w:t>
+            </w:r>
+          </w:p>
+        </w:tc>
+      </w:tr>
+      <w:tr>
+        <w:tc>
+          <w:p>
+            <w:r>
+              <w:t xml:space="preserve">Body 31a</w:t>
+            </w:r>
+          </w:p>
+        </w:tc>
+        <w:tc>
+          <w:p>
+            <w:r>
+              <w:t xml:space="preserve">Body 31b</w:t>
+            </w:r>
+          </w:p>
+        </w:tc>
+        <w:tc>
+          <w:p>
+            <w:r>
+              <w:t xml:space="preserve">Body 31c</w:t>
+            </w:r>
+          </w:p>
+        </w:tc>
+      </w:tr>
+      <w:tr>
+        <w:tc>
+          <w:p>
+            <w:r>
+              <w:t xml:space="preserve">Body 32a</w:t>
+            </w:r>
+          </w:p>
+        </w:tc>
+        <w:tc>
+          <w:p>
+            <w:r>
+              <w:t xml:space="preserve">Body 32b</w:t>
+            </w:r>
+          </w:p>
+        </w:tc>
+        <w:tc>
+          <w:p>
+            <w:r>
+              <w:t xml:space="preserve">Body 32c</w:t>
+            </w:r>
+          </w:p>
+        </w:tc>
+      </w:tr>
+      <w:tr>
+        <w:tc>
+          <w:p>
+            <w:r>
+              <w:t xml:space="preserve">Body 33a</w:t>
+            </w:r>
+          </w:p>
+        </w:tc>
+        <w:tc>
+          <w:p>
+            <w:r>
+              <w:t xml:space="preserve">Body 33b</w:t>
+            </w:r>
+          </w:p>
+        </w:tc>
+        <w:tc>
+          <w:p>
+            <w:r>
+              <w:t xml:space="preserve">Body 33c</w:t>
+            </w:r>
+          </w:p>
+        </w:tc>
+      </w:tr>
+      <w:tr>
+        <w:tc>
+          <w:p>
+            <w:r>
+              <w:t xml:space="preserve">Body 34a</w:t>
+            </w:r>
+          </w:p>
+        </w:tc>
+        <w:tc>
+          <w:p>
+            <w:r>
+              <w:t xml:space="preserve">Body 34b</w:t>
+            </w:r>
+          </w:p>
+        </w:tc>
+        <w:tc>
+          <w:p>
+            <w:r>
+              <w:t xml:space="preserve">Body 34c</w:t>
+            </w:r>
+          </w:p>
+        </w:tc>
+      </w:tr>
+      <w:tr>
+        <w:tc>
+          <w:p>
+            <w:r>
+              <w:t xml:space="preserve">Body 35a</w:t>
+            </w:r>
+          </w:p>
+        </w:tc>
+        <w:tc>
+          <w:p>
+            <w:r>
+              <w:t xml:space="preserve">Body 35b</w:t>
+            </w:r>
+          </w:p>
+        </w:tc>
+        <w:tc>
+          <w:p>
+            <w:r>
+              <w:t xml:space="preserve">Body 35c</w:t>
+            </w:r>
+          </w:p>
+        </w:tc>
+      </w:tr>
+      <w:tr>
+        <w:tc>
+          <w:p>
+            <w:r>
+              <w:t xml:space="preserve">Body 36a</w:t>
+            </w:r>
+          </w:p>
+        </w:tc>
+        <w:tc>
+          <w:p>
+            <w:r>
+              <w:t xml:space="preserve">Body 36b</w:t>
+            </w:r>
+          </w:p>
+        </w:tc>
+        <w:tc>
+          <w:p>
+            <w:r>
+              <w:t xml:space="preserve">Body 36c</w:t>
+            </w:r>
+          </w:p>
+        </w:tc>
+      </w:tr>
+      <w:tr>
+        <w:tc>
+          <w:p>
+            <w:r>
+              <w:t xml:space="preserve">Body 37a</w:t>
+            </w:r>
+          </w:p>
+        </w:tc>
+        <w:tc>
+          <w:p>
+            <w:r>
+              <w:t xml:space="preserve">Body 37b</w:t>
+            </w:r>
+          </w:p>
+        </w:tc>
+        <w:tc>
+          <w:p>
+            <w:r>
+              <w:t xml:space="preserve">Body 37c</w:t>
+            </w:r>
+          </w:p>
+        </w:tc>
+      </w:tr>
+      <w:tr>
+        <w:tc>
+          <w:p>
+            <w:r>
+              <w:t xml:space="preserve">Body 38a</w:t>
+            </w:r>
+          </w:p>
+        </w:tc>
+        <w:tc>
+          <w:p>
+            <w:r>
+              <w:t xml:space="preserve">Body 38b</w:t>
+            </w:r>
+          </w:p>
+        </w:tc>
+        <w:tc>
+          <w:p>
+            <w:r>
+              <w:t xml:space="preserve">Body 38c</w:t>
+            </w:r>
+          </w:p>
+        </w:tc>
+      </w:tr>
+      <w:tr>
+        <w:tc>
+          <w:p>
+            <w:r>
+              <w:t xml:space="preserve">Body 39a</w:t>
+            </w:r>
+          </w:p>
+        </w:tc>
+        <w:tc>
+          <w:p>
+            <w:r>
+              <w:t xml:space="preserve">Body 39b</w:t>
+            </w:r>
+          </w:p>
+        </w:tc>
+        <w:tc>
+          <w:p>
+            <w:r>
+              <w:t xml:space="preserve">Body 39c</w:t>
+            </w:r>
+          </w:p>
+        </w:tc>
+      </w:tr>
+      <w:tr>
+        <w:tc>
+          <w:p>
+            <w:r>
+              <w:t xml:space="preserve">Body 40a</w:t>
+            </w:r>
+          </w:p>
+        </w:tc>
+        <w:tc>
+          <w:p>
+            <w:r>
+              <w:t xml:space="preserve">Body 40b</w:t>
+            </w:r>
+          </w:p>
+        </w:tc>
+        <w:tc>
+          <w:p>
+            <w:r>
+              <w:t xml:space="preserve">Body 40c</w:t>
+            </w:r>
+          </w:p>
+        </w:tc>
+      </w:tr>
+      <w:tr>
+        <w:tc>
+          <w:p>
+            <w:r>
+              <w:t xml:space="preserve">Body 41a</w:t>
+            </w:r>
+          </w:p>
+        </w:tc>
+        <w:tc>
+          <w:p>
+            <w:r>
+              <w:t xml:space="preserve">Body 41b</w:t>
+            </w:r>
+          </w:p>
+        </w:tc>
+        <w:tc>
+          <w:p>
+            <w:r>
+              <w:t xml:space="preserve">Body 41c</w:t>
+            </w:r>
+          </w:p>
+        </w:tc>
+      </w:tr>
+      <w:tr>
+        <w:tc>
+          <w:p>
+            <w:r>
+              <w:t xml:space="preserve">Body 42a</w:t>
+            </w:r>
+          </w:p>
+        </w:tc>
+        <w:tc>
+          <w:p>
+            <w:r>
+              <w:t xml:space="preserve">Body 42b</w:t>
+            </w:r>
+          </w:p>
+        </w:tc>
+        <w:tc>
+          <w:p>
+            <w:r>
+              <w:t xml:space="preserve">Body 42c</w:t>
+            </w:r>
+          </w:p>
+        </w:tc>
+      </w:tr>
+      <w:tr>
+        <w:tc>
+          <w:p>
+            <w:r>
+              <w:t xml:space="preserve">Body 43a</w:t>
+            </w:r>
+          </w:p>
+        </w:tc>
+        <w:tc>
+          <w:p>
+            <w:r>
+              <w:t xml:space="preserve">Body 43b</w:t>
+            </w:r>
+          </w:p>
+        </w:tc>
+        <w:tc>
+          <w:p>
+            <w:r>
+              <w:t xml:space="preserve">Body 43c</w:t>
+            </w:r>
+          </w:p>
+        </w:tc>
+      </w:tr>
+      <w:tr>
+        <w:tc>
+          <w:p>
+            <w:r>
+              <w:t xml:space="preserve">Body 44a</w:t>
+            </w:r>
+          </w:p>
+        </w:tc>
+        <w:tc>
+          <w:p>
+            <w:r>
+              <w:t xml:space="preserve">Body 44b</w:t>
+            </w:r>
+          </w:p>
+        </w:tc>
+        <w:tc>
+          <w:p>
+            <w:r>
+              <w:t xml:space="preserve">Body 44c</w:t>
+            </w:r>
+          </w:p>
+        </w:tc>
+      </w:tr>
+      <w:tr>
+        <w:tc>
+          <w:p>
+            <w:r>
+              <w:t xml:space="preserve">Body 45a</w:t>
+            </w:r>
+          </w:p>
+        </w:tc>
+        <w:tc>
+          <w:p>
+            <w:r>
+              <w:t xml:space="preserve">Body 45b</w:t>
+            </w:r>
+          </w:p>
+        </w:tc>
+        <w:tc>
+          <w:p>
+            <w:r>
+              <w:t xml:space="preserve">Body 45c</w:t>
+            </w:r>
+          </w:p>
+        </w:tc>
+      </w:tr>
+      <w:tr>
+        <w:tc>
+          <w:p>
+            <w:r>
+              <w:t xml:space="preserve">Body 46a</w:t>
+            </w:r>
+          </w:p>
+        </w:tc>
+        <w:tc>
+          <w:p>
+            <w:r>
+              <w:t xml:space="preserve">Body 46b</w:t>
+            </w:r>
+          </w:p>
+        </w:tc>
+        <w:tc>
+          <w:p>
+            <w:r>
+              <w:t xml:space="preserve">Body 46c</w:t>
+            </w:r>
+          </w:p>
+        </w:tc>
+      </w:tr>
+      <w:tr>
+        <w:tc>
+          <w:p>
+            <w:r>
+              <w:t xml:space="preserve">Body 47a</w:t>
+            </w:r>
+          </w:p>
+        </w:tc>
+        <w:tc>
+          <w:p>
+            <w:r>
+              <w:t xml:space="preserve">Body 47b</w:t>
+            </w:r>
+          </w:p>
+        </w:tc>
+        <w:tc>
+          <w:p>
+            <w:r>
+              <w:t xml:space="preserve">Body 47c</w:t>
+            </w:r>
+          </w:p>
+        </w:tc>
+      </w:tr>
+      <w:tr>
+        <w:tc>
+          <w:p>
+            <w:r>
+              <w:t xml:space="preserve">Body 48a</w:t>
+            </w:r>
+          </w:p>
+        </w:tc>
+        <w:tc>
+          <w:p>
+            <w:r>
+              <w:t xml:space="preserve">Body 48b</w:t>
+            </w:r>
+          </w:p>
+        </w:tc>
+        <w:tc>
+          <w:p>
+            <w:r>
+              <w:t xml:space="preserve">Body 48c</w:t>
+            </w:r>
+          </w:p>
+        </w:tc>
+      </w:tr>
+      <w:tr>
+        <w:tc>
+          <w:p>
+            <w:r>
+              <w:t xml:space="preserve">Body 49a</w:t>
+            </w:r>
+          </w:p>
+        </w:tc>
+        <w:tc>
+          <w:p>
+            <w:r>
+              <w:t xml:space="preserve">Body 49b</w:t>
+            </w:r>
+          </w:p>
+        </w:tc>
+        <w:tc>
+          <w:p>
+            <w:r>
+              <w:t xml:space="preserve">Body 49c</w:t>
+            </w:r>
+          </w:p>
+        </w:tc>
+      </w:tr>
+      <w:tr>
+        <w:tc>
+          <w:p>
+            <w:r>
+              <w:t xml:space="preserve">Body 50a</w:t>
+            </w:r>
+          </w:p>
+        </w:tc>
+        <w:tc>
+          <w:p>
+            <w:r>
+              <w:t xml:space="preserve">Body 50b</w:t>
+            </w:r>
+          </w:p>
+        </w:tc>
+        <w:tc>
+          <w:p>
+            <w:r>
+              <w:t xml:space="preserve">Body 50c</w:t>
+            </w:r>
+          </w:p>
+        </w:tc>
+      </w:tr>
+      <w:tr>
+        <w:tc>
+          <w:p>
+            <w:r>
+              <w:t xml:space="preserve">Body 51a</w:t>
+            </w:r>
+          </w:p>
+        </w:tc>
+        <w:tc>
+          <w:p>
+            <w:r>
+              <w:t xml:space="preserve">Body 51b</w:t>
+            </w:r>
+          </w:p>
+        </w:tc>
+        <w:tc>
+          <w:p>
+            <w:r>
+              <w:t xml:space="preserve">Body 51c</w:t>
+            </w:r>
+          </w:p>
+        </w:tc>
+      </w:tr>
+      <w:tr>
+        <w:tc>
+          <w:p>
+            <w:r>
+              <w:t xml:space="preserve">Body 52a</w:t>
+            </w:r>
+          </w:p>
+        </w:tc>
+        <w:tc>
+          <w:p>
+            <w:r>
+              <w:t xml:space="preserve">Body 52b</w:t>
+            </w:r>
+          </w:p>
+        </w:tc>
+        <w:tc>
+          <w:p>
+            <w:r>
+              <w:t xml:space="preserve">Body 52c</w:t>
+            </w:r>
+          </w:p>
+        </w:tc>
+      </w:tr>
+      <w:tr>
+        <w:tc>
+          <w:p>
+            <w:r>
+              <w:t xml:space="preserve">Body 53a</w:t>
+            </w:r>
+          </w:p>
+        </w:tc>
+        <w:tc>
+          <w:p>
+            <w:r>
+              <w:t xml:space="preserve">Body 53b</w:t>
+            </w:r>
+          </w:p>
+        </w:tc>
+        <w:tc>
+          <w:p>
+            <w:r>
+              <w:t xml:space="preserve">Body 53c</w:t>
+            </w:r>
+          </w:p>
+        </w:tc>
+      </w:tr>
+      <w:tr>
+        <w:tc>
+          <w:p>
+            <w:r>
+              <w:t xml:space="preserve">Body 54a</w:t>
+            </w:r>
+          </w:p>
+        </w:tc>
+        <w:tc>
+          <w:p>
+            <w:r>
+              <w:t xml:space="preserve">Body 54b</w:t>
+            </w:r>
+          </w:p>
+        </w:tc>
+        <w:tc>
+          <w:p>
+            <w:r>
+              <w:t xml:space="preserve">Body 54c</w:t>
+            </w:r>
+          </w:p>
+        </w:tc>
+      </w:tr>
+      <w:tr>
+        <w:tc>
+          <w:p>
+            <w:r>
+              <w:t xml:space="preserve">Body 55a</w:t>
+            </w:r>
+          </w:p>
+        </w:tc>
+        <w:tc>
+          <w:p>
+            <w:r>
+              <w:t xml:space="preserve">Body 55b</w:t>
+            </w:r>
+          </w:p>
+        </w:tc>
+        <w:tc>
+          <w:p>
+            <w:r>
+              <w:t xml:space="preserve">Body 55c</w:t>
+            </w:r>
+          </w:p>
+        </w:tc>
+      </w:tr>
+      <w:tr>
+        <w:tc>
+          <w:p>
+            <w:r>
+              <w:t xml:space="preserve">Body 56a</w:t>
+            </w:r>
+          </w:p>
+        </w:tc>
+        <w:tc>
+          <w:p>
+            <w:r>
+              <w:t xml:space="preserve">Body 56b</w:t>
+            </w:r>
+          </w:p>
+        </w:tc>
+        <w:tc>
+          <w:p>
+            <w:r>
+              <w:t xml:space="preserve">Body 56c</w:t>
+            </w:r>
+          </w:p>
+        </w:tc>
+      </w:tr>
+      <w:tr>
+        <w:tc>
+          <w:p>
+            <w:r>
+              <w:t xml:space="preserve">Body 57a</w:t>
+            </w:r>
+          </w:p>
+        </w:tc>
+        <w:tc>
+          <w:p>
+            <w:r>
+              <w:t xml:space="preserve">Body 57b</w:t>
+            </w:r>
+          </w:p>
+        </w:tc>
+        <w:tc>
+          <w:p>
+            <w:r>
+              <w:t xml:space="preserve">Body 57c</w:t>
+            </w:r>
+          </w:p>
+        </w:tc>
+      </w:tr>
+      <w:tr>
+        <w:tc>
+          <w:p>
+            <w:r>
+              <w:t xml:space="preserve">Body 58a</w:t>
+            </w:r>
+          </w:p>
+        </w:tc>
+        <w:tc>
+          <w:p>
+            <w:r>
+              <w:t xml:space="preserve">Body 58b</w:t>
+            </w:r>
+          </w:p>
+        </w:tc>
+        <w:tc>
+          <w:p>
+            <w:r>
+              <w:t xml:space="preserve">Body 58c</w:t>
+            </w:r>
+          </w:p>
+        </w:tc>
+      </w:tr>
+      <w:tr>
+        <w:tc>
+          <w:p>
+            <w:r>
+              <w:t xml:space="preserve">Body 59a</w:t>
+            </w:r>
+          </w:p>
+        </w:tc>
+        <w:tc>
+          <w:p>
+            <w:r>
+              <w:t xml:space="preserve">Body 59b</w:t>
+            </w:r>
+          </w:p>
+        </w:tc>
+        <w:tc>
+          <w:p>
+            <w:r>
+              <w:t xml:space="preserve">Body 59c</w:t>
+            </w:r>
+          </w:p>
+        </w:tc>
+      </w:tr>
+      <w:tr>
+        <w:tc>
+          <w:p>
+            <w:r>
+              <w:t xml:space="preserve">Body 60a</w:t>
+            </w:r>
+          </w:p>
+        </w:tc>
+        <w:tc>
+          <w:p>
+            <w:r>
+              <w:t xml:space="preserve">Body 60b</w:t>
+            </w:r>
+          </w:p>
+        </w:tc>
+        <w:tc>
+          <w:p>
+            <w:r>
+              <w:t xml:space="preserve">Body 60c</w:t>
             </w:r>
           </w:p>
         </w:tc>
